--- a/papers/crop model + ga/highlights.docx
+++ b/papers/crop model + ga/highlights.docx
@@ -114,7 +114,7 @@
         <w:rPr>
           <w:rFonts w:ascii="Calibri" w:hAnsi="Calibri" w:cs="Calibri"/>
         </w:rPr>
-        <w:t>Calibration and validation against Iowa corn agronomic data</w:t>
+        <w:t>Calibration against Iowa corn agronomic data</w:t>
       </w:r>
     </w:p>
     <w:sectPr>
